--- a/manuscript/submission_files/cover_letter.docx
+++ b/manuscript/submission_files/cover_letter.docx
@@ -65,7 +65,22 @@
         <w:pStyle w:val="BodyText"/>
       </w:pPr>
       <w:r>
-        <w:t xml:space="preserve">The study is deliberately framed as a public-data benchmark and conditional planning stress test, rather than as an official forecast of Abu Dhabi statutory land-use change. The refreshed reproducibility package, including the ArcGIS-served product track, will be archived in a versioned record before submission.</w:t>
+        <w:t xml:space="preserve">The study is deliberately framed as a public-data benchmark and conditional planning stress test, rather than as an official forecast of Abu Dhabi statutory land-use change. The refreshed source release, including the ArcGIS-served product track, is archived at https://doi.org/10.5281/zenodo.22689057; hydrated Git LFS artifacts are retrieved from the corresponding</w:t>
+      </w:r>
+      <w:r>
+        <w:t xml:space="preserve"> </w:t>
+      </w:r>
+      <w:r>
+        <w:rPr>
+          <w:rStyle w:val="VerbatimChar"/>
+        </w:rPr>
+        <w:t xml:space="preserve">v2.0.0</w:t>
+      </w:r>
+      <w:r>
+        <w:t xml:space="preserve"> </w:t>
+      </w:r>
+      <w:r>
+        <w:t xml:space="preserve">repository tag.</w:t>
       </w:r>
     </w:p>
     <w:p>

--- a/manuscript/submission_files/cover_letter.docx
+++ b/manuscript/submission_files/cover_letter.docx
@@ -140,6 +140,8 @@
       <w:footnotePr>
         <w:numRestart w:val="eachSect"/>
       </w:footnotePr>
+      <w:pgSz w:w="11906" w:h="16838"/>
+      <w:pgMar w:left="1417" w:right="1417" w:top="1417" w:bottom="1417"/>
     </w:sectPr>
   </w:body>
 </w:document>
@@ -273,6 +275,11 @@
   <w:style w:default="1" w:styleId="Normal" w:type="paragraph">
     <w:name w:val="Normal"/>
     <w:qFormat/>
+    <w:rPr>
+      <w:rFonts w:ascii="Times New Roman" w:hAnsi="Times New Roman"/>
+      <w:color w:val="000000"/>
+      <w:sz w:val="22"/>
+    </w:rPr>
   </w:style>
   <w:style w:styleId="BodyText" w:type="paragraph">
     <w:name w:val="Body Text"/>
@@ -282,6 +289,10 @@
     <w:pPr>
       <w:spacing w:after="180" w:before="180"/>
     </w:pPr>
+    <w:rPr>
+      <w:rFonts w:ascii="Times New Roman" w:hAnsi="Times New Roman"/>
+      <w:color w:val="000000"/>
+    </w:rPr>
   </w:style>
   <w:style w:customStyle="1" w:styleId="FirstParagraph" w:type="paragraph">
     <w:name w:val="First Paragraph"/>
@@ -311,7 +322,8 @@
       <w:jc w:val="center"/>
     </w:pPr>
     <w:rPr>
-      <w:rFonts w:asciiTheme="majorHAnsi" w:cstheme="majorBidi" w:eastAsiaTheme="majorEastAsia" w:hAnsiTheme="majorHAnsi"/>
+      <w:rFonts w:asciiTheme="majorHAnsi" w:cstheme="majorBidi" w:eastAsiaTheme="majorEastAsia" w:hAnsiTheme="majorHAnsi" w:ascii="Times New Roman" w:hAnsi="Times New Roman"/>
+      <w:color w:val="000000"/>
       <w:sz w:val="56"/>
       <w:szCs w:val="56"/>
     </w:rPr>
@@ -342,7 +354,8 @@
       </w:numPr>
     </w:pPr>
     <w:rPr>
-      <w:rFonts w:cstheme="majorBidi" w:eastAsiaTheme="majorEastAsia"/>
+      <w:rFonts w:cstheme="majorBidi" w:eastAsiaTheme="majorEastAsia" w:ascii="Times New Roman" w:hAnsi="Times New Roman"/>
+      <w:color w:val="000000"/>
       <w:spacing w:val="15"/>
       <w:sz w:val="28"/>
       <w:szCs w:val="28"/>
@@ -445,8 +458,8 @@
       <w:outlineLvl w:val="0"/>
     </w:pPr>
     <w:rPr>
-      <w:rFonts w:asciiTheme="majorHAnsi" w:cstheme="majorBidi" w:eastAsiaTheme="majorEastAsia" w:hAnsiTheme="majorHAnsi"/>
-      <w:color w:themeColor="accent1" w:themeShade="BF" w:val="0F4761"/>
+      <w:rFonts w:asciiTheme="majorHAnsi" w:cstheme="majorBidi" w:eastAsiaTheme="majorEastAsia" w:hAnsiTheme="majorHAnsi" w:ascii="Times New Roman" w:hAnsi="Times New Roman"/>
+      <w:color w:val="000000"/>
       <w:sz w:val="40"/>
       <w:szCs w:val="40"/>
     </w:rPr>
@@ -468,8 +481,8 @@
       <w:outlineLvl w:val="1"/>
     </w:pPr>
     <w:rPr>
-      <w:rFonts w:asciiTheme="majorHAnsi" w:cstheme="majorBidi" w:eastAsiaTheme="majorEastAsia" w:hAnsiTheme="majorHAnsi"/>
-      <w:color w:themeColor="accent1" w:themeShade="BF" w:val="0F4761"/>
+      <w:rFonts w:asciiTheme="majorHAnsi" w:cstheme="majorBidi" w:eastAsiaTheme="majorEastAsia" w:hAnsiTheme="majorHAnsi" w:ascii="Times New Roman" w:hAnsi="Times New Roman"/>
+      <w:color w:val="000000"/>
       <w:sz w:val="32"/>
       <w:szCs w:val="32"/>
     </w:rPr>
@@ -491,8 +504,8 @@
       <w:outlineLvl w:val="2"/>
     </w:pPr>
     <w:rPr>
-      <w:rFonts w:cstheme="majorBidi" w:eastAsiaTheme="majorEastAsia"/>
-      <w:color w:themeColor="accent1" w:themeShade="BF" w:val="0F4761"/>
+      <w:rFonts w:cstheme="majorBidi" w:eastAsiaTheme="majorEastAsia" w:ascii="Times New Roman" w:hAnsi="Times New Roman"/>
+      <w:color w:val="000000"/>
       <w:sz w:val="28"/>
       <w:szCs w:val="28"/>
     </w:rPr>

--- a/manuscript/submission_files/cover_letter.docx
+++ b/manuscript/submission_files/cover_letter.docx
@@ -24,7 +24,7 @@
         <w:pStyle w:val="BodyText"/>
       </w:pPr>
       <w:r>
-        <w:t xml:space="preserve">Please consider our manuscript entitled</w:t>
+        <w:t xml:space="preserve">Please consider my manuscript entitled</w:t>
       </w:r>
       <w:r>
         <w:t xml:space="preserve"> </w:t>
@@ -111,6 +111,18 @@
       </w:r>
       <w:r>
         <w:t xml:space="preserve">Beijing Freedo Technology Co., Ltd.</w:t>
+      </w:r>
+      <w:r>
+        <w:br/>
+      </w:r>
+      <w:r>
+        <w:t xml:space="preserve">Beijing, China</w:t>
+      </w:r>
+      <w:r>
+        <w:br/>
+      </w:r>
+      <w:r>
+        <w:t xml:space="preserve">ORCID: https://orcid.org/0009-0002-5647-7388</w:t>
       </w:r>
       <w:r>
         <w:br/>
